--- a/templates/caoson_giay_xac_nhan_xa_vien_xanh.docx
+++ b/templates/caoson_giay_xac_nhan_xa_vien_xanh.docx
@@ -1,6 +1,6 @@
 
 <file path=word/document.xml><?xml version="1.0" encoding="utf-8"?>
-<w:document xmlns:wpc="http://schemas.microsoft.com/office/word/2010/wordprocessingCanvas" xmlns:cx="http://schemas.microsoft.com/office/drawing/2014/chartex" xmlns:cx1="http://schemas.microsoft.com/office/drawing/2015/9/8/chartex" xmlns:cx2="http://schemas.microsoft.com/office/drawing/2015/10/21/chartex" xmlns:cx3="http://schemas.microsoft.com/office/drawing/2016/5/9/chartex" xmlns:cx4="http://schemas.microsoft.com/office/drawing/2016/5/10/chartex" xmlns:cx5="http://schemas.microsoft.com/office/drawing/2016/5/11/chartex" xmlns:cx6="http://schemas.microsoft.com/office/drawing/2016/5/12/chartex" xmlns:cx7="http://schemas.microsoft.com/office/drawing/2016/5/13/chartex" xmlns:cx8="http://schemas.microsoft.com/office/drawing/2016/5/14/chartex" xmlns:mc="http://schemas.openxmlformats.org/markup-compatibility/2006" xmlns:aink="http://schemas.microsoft.com/office/drawing/2016/ink" xmlns:am3d="http://schemas.microsoft.com/office/drawing/2017/model3d" xmlns:o="urn:schemas-microsoft-com:office:office" xmlns:oel="http://schemas.microsoft.com/office/2019/extlst" xmlns:r="http://schemas.openxmlformats.org/officeDocument/2006/relationships" xmlns:m="http://schemas.openxmlformats.org/officeDocument/2006/math" xmlns:v="urn:schemas-microsoft-com:vml" xmlns:wp14="http://schemas.microsoft.com/office/word/2010/wordprocessingDrawing" xmlns:wp="http://schemas.openxmlformats.org/drawingml/2006/wordprocessingDrawing" xmlns:w10="urn:schemas-microsoft-com:office:word" xmlns:w="http://schemas.openxmlformats.org/wordprocessingml/2006/main" xmlns:w14="http://schemas.microsoft.com/office/word/2010/wordml" xmlns:w15="http://schemas.microsoft.com/office/word/2012/wordml" xmlns:w16cex="http://schemas.microsoft.com/office/word/2018/wordml/cex" xmlns:w16cid="http://schemas.microsoft.com/office/word/2016/wordml/cid" xmlns:w16="http://schemas.microsoft.com/office/word/2018/wordml" xmlns:w16du="http://schemas.microsoft.com/office/word/2023/wordml/word16du" xmlns:w16sdtdh="http://schemas.microsoft.com/office/word/2020/wordml/sdtdatahash" xmlns:w16sdtfl="http://schemas.microsoft.com/office/word/2024/wordml/sdtformatlock" xmlns:w16se="http://schemas.microsoft.com/office/word/2015/wordml/symex" xmlns:wpg="http://schemas.microsoft.com/office/word/2010/wordprocessingGroup" xmlns:wpi="http://schemas.microsoft.com/office/word/2010/wordprocessingInk" xmlns:wne="http://schemas.microsoft.com/office/word/2006/wordml" xmlns:wps="http://schemas.microsoft.com/office/word/2010/wordprocessingShape" mc:Ignorable="w14 w15 w16se w16cid w16 w16cex w16sdtdh w16sdtfl w16du wp14">
+<w:document xmlns:wpc="http://schemas.microsoft.com/office/word/2010/wordprocessingCanvas" xmlns:cx="http://schemas.microsoft.com/office/drawing/2014/chartex" xmlns:cx1="http://schemas.microsoft.com/office/drawing/2015/9/8/chartex" xmlns:cx2="http://schemas.microsoft.com/office/drawing/2015/10/21/chartex" xmlns:cx3="http://schemas.microsoft.com/office/drawing/2016/5/9/chartex" xmlns:cx4="http://schemas.microsoft.com/office/drawing/2016/5/10/chartex" xmlns:cx5="http://schemas.microsoft.com/office/drawing/2016/5/11/chartex" xmlns:cx6="http://schemas.microsoft.com/office/drawing/2016/5/12/chartex" xmlns:cx7="http://schemas.microsoft.com/office/drawing/2016/5/13/chartex" xmlns:cx8="http://schemas.microsoft.com/office/drawing/2016/5/14/chartex" xmlns:mc="http://schemas.openxmlformats.org/markup-compatibility/2006" xmlns:aink="http://schemas.microsoft.com/office/drawing/2016/ink" xmlns:am3d="http://schemas.microsoft.com/office/drawing/2017/model3d" xmlns:o="urn:schemas-microsoft-com:office:office" xmlns:oel="http://schemas.microsoft.com/office/2019/extlst" xmlns:r="http://schemas.openxmlformats.org/officeDocument/2006/relationships" xmlns:m="http://schemas.openxmlformats.org/officeDocument/2006/math" xmlns:v="urn:schemas-microsoft-com:vml" xmlns:wp14="http://schemas.microsoft.com/office/word/2010/wordprocessingDrawing" xmlns:wp="http://schemas.openxmlformats.org/drawingml/2006/wordprocessingDrawing" xmlns:w10="urn:schemas-microsoft-com:office:word" xmlns:w="http://schemas.openxmlformats.org/wordprocessingml/2006/main" xmlns:w14="http://schemas.microsoft.com/office/word/2010/wordml" xmlns:w15="http://schemas.microsoft.com/office/word/2012/wordml" xmlns:w16cex="http://schemas.microsoft.com/office/word/2018/wordml/cex" xmlns:w16cid="http://schemas.microsoft.com/office/word/2016/wordml/cid" xmlns:w16="http://schemas.microsoft.com/office/word/2018/wordml" xmlns:w16sdtdh="http://schemas.microsoft.com/office/word/2020/wordml/sdtdatahash" xmlns:w16se="http://schemas.microsoft.com/office/word/2015/wordml/symex" xmlns:wpg="http://schemas.microsoft.com/office/word/2010/wordprocessingGroup" xmlns:wpi="http://schemas.microsoft.com/office/word/2010/wordprocessingInk" xmlns:wne="http://schemas.microsoft.com/office/word/2006/wordml" xmlns:wps="http://schemas.microsoft.com/office/word/2010/wordprocessingShape" mc:Ignorable="w14 w15 w16se w16cid w16 w16cex w16sdtdh wp14">
   <w:body>
     <w:tbl>
       <w:tblPr>
@@ -159,6 +159,7 @@
                 <w:lang w:val="en-US"/>
               </w:rPr>
             </w:pPr>
+            <w:proofErr w:type="spellStart"/>
             <w:r>
               <w:rPr>
                 <w:b/>
@@ -166,8 +167,69 @@
                 <w:szCs w:val="28"/>
                 <w:lang w:val="en-US"/>
               </w:rPr>
-              <w:t>Độc lập – Tự do- Hạnh phúc</w:t>
+              <w:t>Độc</w:t>
             </w:r>
+            <w:proofErr w:type="spellEnd"/>
+            <w:r>
+              <w:rPr>
+                <w:b/>
+                <w:sz w:val="24"/>
+                <w:szCs w:val="28"/>
+                <w:lang w:val="en-US"/>
+              </w:rPr>
+              <w:t xml:space="preserve"> </w:t>
+            </w:r>
+            <w:proofErr w:type="spellStart"/>
+            <w:r>
+              <w:rPr>
+                <w:b/>
+                <w:sz w:val="24"/>
+                <w:szCs w:val="28"/>
+                <w:lang w:val="en-US"/>
+              </w:rPr>
+              <w:t>lập</w:t>
+            </w:r>
+            <w:proofErr w:type="spellEnd"/>
+            <w:r>
+              <w:rPr>
+                <w:b/>
+                <w:sz w:val="24"/>
+                <w:szCs w:val="28"/>
+                <w:lang w:val="en-US"/>
+              </w:rPr>
+              <w:t xml:space="preserve"> – </w:t>
+            </w:r>
+            <w:proofErr w:type="spellStart"/>
+            <w:r>
+              <w:rPr>
+                <w:b/>
+                <w:sz w:val="24"/>
+                <w:szCs w:val="28"/>
+                <w:lang w:val="en-US"/>
+              </w:rPr>
+              <w:t>Tự</w:t>
+            </w:r>
+            <w:proofErr w:type="spellEnd"/>
+            <w:r>
+              <w:rPr>
+                <w:b/>
+                <w:sz w:val="24"/>
+                <w:szCs w:val="28"/>
+                <w:lang w:val="en-US"/>
+              </w:rPr>
+              <w:t xml:space="preserve"> do- Hạnh </w:t>
+            </w:r>
+            <w:proofErr w:type="spellStart"/>
+            <w:r>
+              <w:rPr>
+                <w:b/>
+                <w:sz w:val="24"/>
+                <w:szCs w:val="28"/>
+                <w:lang w:val="en-US"/>
+              </w:rPr>
+              <w:t>phúc</w:t>
+            </w:r>
+            <w:proofErr w:type="spellEnd"/>
           </w:p>
           <w:p>
             <w:pPr>
@@ -196,7 +258,6 @@
         </w:tc>
       </w:tr>
     </w:tbl>
-    <w:p/>
     <w:p>
       <w:pPr>
         <w:jc w:val="center"/>
@@ -359,6 +420,7 @@
         </w:rPr>
         <w:t xml:space="preserve"> {{</w:t>
       </w:r>
+      <w:proofErr w:type="spellStart"/>
       <w:r>
         <w:rPr>
           <w:sz w:val="24"/>
@@ -367,6 +429,7 @@
         </w:rPr>
         <w:t>tenKhachHang</w:t>
       </w:r>
+      <w:proofErr w:type="spellEnd"/>
       <w:r>
         <w:rPr>
           <w:sz w:val="24"/>
@@ -401,6 +464,7 @@
         </w:rPr>
         <w:t xml:space="preserve"> {{</w:t>
       </w:r>
+      <w:proofErr w:type="spellStart"/>
       <w:r>
         <w:rPr>
           <w:sz w:val="24"/>
@@ -409,6 +473,7 @@
         </w:rPr>
         <w:t>soCCCD</w:t>
       </w:r>
+      <w:proofErr w:type="spellEnd"/>
       <w:r>
         <w:rPr>
           <w:sz w:val="24"/>
@@ -564,7 +629,79 @@
           <w:szCs w:val="24"/>
           <w:lang w:val="en-US"/>
         </w:rPr>
-        <w:t>1 của HĐ số: 162026/HĐHTKDDVVT/GSM-HTXCSC Ký ngày: 26/01/2026</w:t>
+        <w:t xml:space="preserve">1 </w:t>
+      </w:r>
+      <w:proofErr w:type="spellStart"/>
+      <w:r>
+        <w:rPr>
+          <w:sz w:val="24"/>
+          <w:szCs w:val="24"/>
+          <w:lang w:val="en-US"/>
+        </w:rPr>
+        <w:t>của</w:t>
+      </w:r>
+      <w:proofErr w:type="spellEnd"/>
+      <w:r>
+        <w:rPr>
+          <w:sz w:val="24"/>
+          <w:szCs w:val="24"/>
+          <w:lang w:val="en-US"/>
+        </w:rPr>
+        <w:t xml:space="preserve"> HĐ </w:t>
+      </w:r>
+      <w:proofErr w:type="spellStart"/>
+      <w:r>
+        <w:rPr>
+          <w:sz w:val="24"/>
+          <w:szCs w:val="24"/>
+          <w:lang w:val="en-US"/>
+        </w:rPr>
+        <w:t>số</w:t>
+      </w:r>
+      <w:proofErr w:type="spellEnd"/>
+      <w:r>
+        <w:rPr>
+          <w:sz w:val="24"/>
+          <w:szCs w:val="24"/>
+          <w:lang w:val="en-US"/>
+        </w:rPr>
+        <w:t xml:space="preserve">: 162026/HĐHTKDDVVT/GSM-HTXCSC </w:t>
+      </w:r>
+      <w:proofErr w:type="spellStart"/>
+      <w:r>
+        <w:rPr>
+          <w:sz w:val="24"/>
+          <w:szCs w:val="24"/>
+          <w:lang w:val="en-US"/>
+        </w:rPr>
+        <w:t>Ký</w:t>
+      </w:r>
+      <w:proofErr w:type="spellEnd"/>
+      <w:r>
+        <w:rPr>
+          <w:sz w:val="24"/>
+          <w:szCs w:val="24"/>
+          <w:lang w:val="en-US"/>
+        </w:rPr>
+        <w:t xml:space="preserve"> </w:t>
+      </w:r>
+      <w:proofErr w:type="spellStart"/>
+      <w:r>
+        <w:rPr>
+          <w:sz w:val="24"/>
+          <w:szCs w:val="24"/>
+          <w:lang w:val="en-US"/>
+        </w:rPr>
+        <w:t>ngày</w:t>
+      </w:r>
+      <w:proofErr w:type="spellEnd"/>
+      <w:r>
+        <w:rPr>
+          <w:sz w:val="24"/>
+          <w:szCs w:val="24"/>
+          <w:lang w:val="en-US"/>
+        </w:rPr>
+        <w:t>: 26/01/2026</w:t>
       </w:r>
       <w:r>
         <w:rPr>
@@ -674,6 +811,7 @@
     <w:p>
       <w:pPr>
         <w:spacing w:line="276" w:lineRule="auto"/>
+        <w:ind w:firstLine="720"/>
         <w:rPr>
           <w:sz w:val="24"/>
           <w:szCs w:val="24"/>
@@ -685,16 +823,30 @@
           <w:sz w:val="24"/>
           <w:szCs w:val="24"/>
         </w:rPr>
-        <w:tab/>
-        <w:t>- Số tài khoản ngân hàng:</w:t>
-      </w:r>
-      <w:r>
-        <w:rPr>
-          <w:sz w:val="24"/>
-          <w:szCs w:val="24"/>
-          <w:lang w:val="en-US"/>
-        </w:rPr>
-        <w:t>…………………………………….</w:t>
+        <w:t>- Số tài khoản ngân hàng</w:t>
+      </w:r>
+      <w:r>
+        <w:rPr>
+          <w:sz w:val="24"/>
+          <w:szCs w:val="24"/>
+          <w:lang w:val="en-US"/>
+        </w:rPr>
+        <w:t>:{{</w:t>
+      </w:r>
+      <w:r>
+        <w:rPr>
+          <w:sz w:val="24"/>
+          <w:szCs w:val="24"/>
+        </w:rPr>
+        <w:t>soTaiKhoanNganHang</w:t>
+      </w:r>
+      <w:r>
+        <w:rPr>
+          <w:sz w:val="24"/>
+          <w:szCs w:val="24"/>
+          <w:lang w:val="en-US"/>
+        </w:rPr>
+        <w:t>}}</w:t>
       </w:r>
     </w:p>
     <w:p>
@@ -703,6 +855,7 @@
         <w:rPr>
           <w:sz w:val="24"/>
           <w:szCs w:val="24"/>
+          <w:lang w:val="en-US"/>
         </w:rPr>
       </w:pPr>
       <w:r>
@@ -727,7 +880,22 @@
           <w:szCs w:val="24"/>
           <w:lang w:val="en-US"/>
         </w:rPr>
-        <w:t>…………………………………….</w:t>
+        <w:t>{{</w:t>
+      </w:r>
+      <w:r>
+        <w:rPr>
+          <w:sz w:val="24"/>
+          <w:szCs w:val="24"/>
+        </w:rPr>
+        <w:t>tenNganHang</w:t>
+      </w:r>
+      <w:r>
+        <w:rPr>
+          <w:sz w:val="24"/>
+          <w:szCs w:val="24"/>
+          <w:lang w:val="en-US"/>
+        </w:rPr>
+        <w:t>}}</w:t>
       </w:r>
     </w:p>
     <w:p>
@@ -736,6 +904,7 @@
         <w:rPr>
           <w:sz w:val="24"/>
           <w:szCs w:val="24"/>
+          <w:lang w:val="en-US"/>
         </w:rPr>
       </w:pPr>
       <w:r>
@@ -760,7 +929,22 @@
           <w:szCs w:val="24"/>
           <w:lang w:val="en-US"/>
         </w:rPr>
-        <w:t>…………………………………….</w:t>
+        <w:t>{{</w:t>
+      </w:r>
+      <w:r>
+        <w:rPr>
+          <w:sz w:val="24"/>
+          <w:szCs w:val="24"/>
+        </w:rPr>
+        <w:t>mstDoanhNghiep</w:t>
+      </w:r>
+      <w:r>
+        <w:rPr>
+          <w:sz w:val="24"/>
+          <w:szCs w:val="24"/>
+          <w:lang w:val="en-US"/>
+        </w:rPr>
+        <w:t>}}</w:t>
       </w:r>
     </w:p>
     <w:p>
@@ -787,6 +971,7 @@
         </w:rPr>
         <w:t>{{</w:t>
       </w:r>
+      <w:proofErr w:type="spellStart"/>
       <w:r>
         <w:rPr>
           <w:sz w:val="24"/>
@@ -801,7 +986,16 @@
           <w:szCs w:val="24"/>
           <w:lang w:val="en-US"/>
         </w:rPr>
-        <w:t xml:space="preserve">_dd}} </w:t>
+        <w:t>_dd</w:t>
+      </w:r>
+      <w:proofErr w:type="spellEnd"/>
+      <w:r>
+        <w:rPr>
+          <w:sz w:val="24"/>
+          <w:szCs w:val="24"/>
+          <w:lang w:val="en-US"/>
+        </w:rPr>
+        <w:t xml:space="preserve">}} </w:t>
       </w:r>
       <w:r>
         <w:rPr>
@@ -818,6 +1012,7 @@
         </w:rPr>
         <w:t>{{</w:t>
       </w:r>
+      <w:proofErr w:type="spellStart"/>
       <w:r>
         <w:rPr>
           <w:sz w:val="24"/>
@@ -832,7 +1027,16 @@
           <w:szCs w:val="24"/>
           <w:lang w:val="en-US"/>
         </w:rPr>
-        <w:t>_MM}}</w:t>
+        <w:t>_MM</w:t>
+      </w:r>
+      <w:proofErr w:type="spellEnd"/>
+      <w:r>
+        <w:rPr>
+          <w:sz w:val="24"/>
+          <w:szCs w:val="24"/>
+          <w:lang w:val="en-US"/>
+        </w:rPr>
+        <w:t>}}</w:t>
       </w:r>
       <w:r>
         <w:rPr>
@@ -849,6 +1053,7 @@
         </w:rPr>
         <w:t>{{</w:t>
       </w:r>
+      <w:proofErr w:type="spellStart"/>
       <w:r>
         <w:rPr>
           <w:sz w:val="24"/>
@@ -863,7 +1068,16 @@
           <w:szCs w:val="24"/>
           <w:lang w:val="en-US"/>
         </w:rPr>
-        <w:t>_yyyy}}</w:t>
+        <w:t>_yyyy</w:t>
+      </w:r>
+      <w:proofErr w:type="spellEnd"/>
+      <w:r>
+        <w:rPr>
+          <w:sz w:val="24"/>
+          <w:szCs w:val="24"/>
+          <w:lang w:val="en-US"/>
+        </w:rPr>
+        <w:t>}}</w:t>
       </w:r>
     </w:p>
     <w:p>
@@ -1064,8 +1278,25 @@
                 <w:bCs/>
                 <w:lang w:val="en-US"/>
               </w:rPr>
-              <w:lastRenderedPageBreak/>
-              <w:t>{{nguoiDaiDienDonViHTX}}</w:t>
+              <w:t>{{</w:t>
+            </w:r>
+            <w:proofErr w:type="spellStart"/>
+            <w:r>
+              <w:rPr>
+                <w:b/>
+                <w:bCs/>
+                <w:lang w:val="en-US"/>
+              </w:rPr>
+              <w:t>nguoiDaiDienDonViHTX</w:t>
+            </w:r>
+            <w:proofErr w:type="spellEnd"/>
+            <w:r>
+              <w:rPr>
+                <w:b/>
+                <w:bCs/>
+                <w:lang w:val="en-US"/>
+              </w:rPr>
+              <w:t>}}</w:t>
             </w:r>
           </w:p>
         </w:tc>
@@ -1078,24 +1309,9 @@
         </w:rPr>
       </w:pPr>
     </w:p>
-    <w:p/>
-    <w:p>
-      <w:pPr>
-        <w:rPr>
-          <w:lang w:val="en-US"/>
-        </w:rPr>
-      </w:pPr>
-      <w:r>
-        <w:t xml:space="preserve">  </w:t>
-      </w:r>
-      <w:r>
-        <w:tab/>
-        <w:t xml:space="preserve"> </w:t>
-      </w:r>
-    </w:p>
     <w:sectPr>
       <w:pgSz w:w="11907" w:h="16840" w:code="9"/>
-      <w:pgMar w:top="1134" w:right="1134" w:bottom="1134" w:left="1701" w:header="720" w:footer="720" w:gutter="0"/>
+      <w:pgMar w:top="1134" w:right="1134" w:bottom="568" w:left="1701" w:header="720" w:footer="720" w:gutter="0"/>
       <w:cols w:space="720"/>
       <w:docGrid w:linePitch="360"/>
     </w:sectPr>
@@ -1104,7 +1320,7 @@
 </file>
 
 <file path=word/styles.xml><?xml version="1.0" encoding="utf-8"?>
-<w:styles xmlns:mc="http://schemas.openxmlformats.org/markup-compatibility/2006" xmlns:r="http://schemas.openxmlformats.org/officeDocument/2006/relationships" xmlns:w="http://schemas.openxmlformats.org/wordprocessingml/2006/main" xmlns:w14="http://schemas.microsoft.com/office/word/2010/wordml" xmlns:w15="http://schemas.microsoft.com/office/word/2012/wordml" xmlns:w16cex="http://schemas.microsoft.com/office/word/2018/wordml/cex" xmlns:w16cid="http://schemas.microsoft.com/office/word/2016/wordml/cid" xmlns:w16="http://schemas.microsoft.com/office/word/2018/wordml" xmlns:w16du="http://schemas.microsoft.com/office/word/2023/wordml/word16du" xmlns:w16sdtdh="http://schemas.microsoft.com/office/word/2020/wordml/sdtdatahash" xmlns:w16sdtfl="http://schemas.microsoft.com/office/word/2024/wordml/sdtformatlock" xmlns:w16se="http://schemas.microsoft.com/office/word/2015/wordml/symex" mc:Ignorable="w14 w15 w16se w16cid w16 w16cex w16sdtdh w16sdtfl w16du">
+<w:styles xmlns:mc="http://schemas.openxmlformats.org/markup-compatibility/2006" xmlns:r="http://schemas.openxmlformats.org/officeDocument/2006/relationships" xmlns:w="http://schemas.openxmlformats.org/wordprocessingml/2006/main" xmlns:w14="http://schemas.microsoft.com/office/word/2010/wordml" xmlns:w15="http://schemas.microsoft.com/office/word/2012/wordml" xmlns:w16cex="http://schemas.microsoft.com/office/word/2018/wordml/cex" xmlns:w16cid="http://schemas.microsoft.com/office/word/2016/wordml/cid" xmlns:w16="http://schemas.microsoft.com/office/word/2018/wordml" xmlns:w16sdtdh="http://schemas.microsoft.com/office/word/2020/wordml/sdtdatahash" xmlns:w16se="http://schemas.microsoft.com/office/word/2015/wordml/symex" mc:Ignorable="w14 w15 w16se w16cid w16 w16cex w16sdtdh">
   <w:docDefaults>
     <w:rPrDefault>
       <w:rPr>
